--- a/zaini_case_audit_output/outputs/word/documents/033_مرفقات المدعي عدنان زيني في الدعوى رقم 42824717.docx
+++ b/zaini_case_audit_output/outputs/word/documents/033_مرفقات المدعي عدنان زيني في الدعوى رقم 42824717.docx
@@ -247,7 +247,7 @@
           <w:b w:val="0"/>
           <w:i w:val="0"/>
         </w:rPr>
-        <w:t>ةيدوعسلا ةيبرعلا ةكلمملا - ةدع</w:t>
+        <w:t>عدة - المملكة العربية السعودية</w:t>
       </w:r>
     </w:p>
     <w:p>
@@ -858,20 +858,20 @@
           <w:b w:val="0"/>
           <w:i w:val="0"/>
         </w:rPr>
-        <w:t>تامدخلاو ةرادإلل ةينطولا ةكرشلا</w:t>
-      </w:r>
-    </w:p>
-    <w:p>
-      <w:pPr>
-        <w:jc w:val="right"/>
-        <w:bidi/>
-      </w:pPr>
-      <w:r>
-        <w:rPr>
-          <w:b w:val="0"/>
-          <w:i w:val="0"/>
-        </w:rPr>
-        <w:t>ةيدوعسلا ةريمخلا ةكرش</w:t>
+        <w:t>الشركة الوطنية للإدارة والخدمات</w:t>
+      </w:r>
+    </w:p>
+    <w:p>
+      <w:pPr>
+        <w:jc w:val="right"/>
+        <w:bidi/>
+      </w:pPr>
+      <w:r>
+        <w:rPr>
+          <w:b w:val="0"/>
+          <w:i w:val="0"/>
+        </w:rPr>
+        <w:t>شركة الخميرة السعودية</w:t>
       </w:r>
     </w:p>
     <w:p>
@@ -1352,7 +1352,7 @@
           <w:b w:val="0"/>
           <w:i w:val="0"/>
         </w:rPr>
-        <w:t>ةيدوعسلا ةيبرعلا ةكلمملا - ةدج :ةلودلا / ةنيدملا ـه ١٤٣٢ ماعل ف٢/١٣٧٥/ مقرو ـه ١٤٣١ ماعل ق ٢/٥٧٩٨/ مقر نينيضقلاب قلعتي اميف ةربخ ريرقت</w:t>
+        <w:t>تقرير خبرة فيما يتعلق بالقضينين رقم ٢/٥٧٩٨/ ق لعام ١٤٣١ هـ ورقم ٢/١٣٧٥/ف لعام ١٤٣٢ هـ المدينة / الدولة: جدة - المملكة العربية السعودية</w:t>
       </w:r>
     </w:p>
     <w:p>
@@ -1729,7 +1729,7 @@
           <w:b w:val="0"/>
           <w:i w:val="0"/>
         </w:rPr>
-        <w:t>ةيدوعسلا ةيبرعلا ةكلمملا - ةدج ةلودلا / ةنيدملا ـه ١٤٣٢ ماعل ىف / ٢/١٣٧٥ مقرو ـه ١٤٣١ ماعل ىف / ٢/٥٧٩٨ مقر نيتيضقلاب قلعتي اميف ةربخ ريرقت</w:t>
+        <w:t>تقرير خبرة فيما يتعلق بالقضيتين رقم ٢/٥٧٩٨ / فى لعام ١٤٣١ هـ ورقم ٢/١٣٧٥ / فى لعام ١٤٣٢ هـ المدينة / الدولة جدة - المملكة العربية السعودية</w:t>
       </w:r>
     </w:p>
     <w:p>
@@ -1885,7 +1885,7 @@
           <w:b w:val="0"/>
           <w:i w:val="0"/>
         </w:rPr>
-        <w:t>ةيدوعسلا ةريمخلا ةكرش -\</w:t>
+        <w:t>\- شركة الخميرة السعودية</w:t>
       </w:r>
     </w:p>
     <w:p>
@@ -2028,7 +2028,7 @@
           <w:b w:val="0"/>
           <w:i w:val="0"/>
         </w:rPr>
-        <w:t>ةيدوعسلا ةيبرعلا ةكلمملا - ةدج :ةلودلا / ةنيدملا ـه١٤٣٢ ماعل ق ٢/١٣٧٥/ مقرو ـه ١٤٣١ ماعل ق٢/٥٧٩٨/ مقر نينيضقلاب قلعتي اميف ةربخ ريرقت</w:t>
+        <w:t>تقرير خبرة فيما يتعلق بالقضينين رقم ٢/٥٧٩٨/ق لعام ١٤٣١ هـ ورقم ٢/١٣٧٥/ ق لعام ١٤٣٢هـ المدينة / الدولة: جدة - المملكة العربية السعودية</w:t>
       </w:r>
     </w:p>
     <w:p>
@@ -3497,7 +3497,7 @@
           <w:b w:val="0"/>
           <w:i w:val="0"/>
         </w:rPr>
-        <w:t>ةيدوعسلا ةيبرعلا ةكلمملا - ةدج :ةلودلا / ةنيدملا ـه١٤٣٢ ماعل ىل٢/١٣٧٥/ مقرو ـه ١٤٣١ ماعل ق ٢/٥٧٩٨/ مقر نيتيضقلاب قلعتي اميف ةربخ ريرقت</w:t>
+        <w:t>تقرير خبرة فيما يتعلق بالقضيتين رقم ٢/٥٧٩٨/ ق لعام ١٤٣١ هـ ورقم ٢/١٣٧٥/لى لعام ١٤٣٢هـ المدينة / الدولة: جدة - المملكة العربية السعودية</w:t>
       </w:r>
     </w:p>
     <w:p>
@@ -5304,7 +5304,7 @@
           <w:b w:val="0"/>
           <w:i w:val="0"/>
         </w:rPr>
-        <w:t>ةيدوعسلا ةيبرعلا ةكلمملا</w:t>
+        <w:t>المملكة العربية السعودية</w:t>
       </w:r>
     </w:p>
     <w:p>
@@ -5395,7 +5395,7 @@
           <w:b w:val="0"/>
           <w:i w:val="0"/>
         </w:rPr>
-        <w:t>ةيدوعسلا ةيبرعلا ةكلمملا</w:t>
+        <w:t>المملكة العربية السعودية</w:t>
       </w:r>
     </w:p>
     <w:p>
@@ -5694,7 +5694,7 @@
           <w:b w:val="0"/>
           <w:i w:val="0"/>
         </w:rPr>
-        <w:t>ةيدوعسلا ةيبرعلا ةكلمملا - ةدج</w:t>
+        <w:t>جدة - المملكة العربية السعودية</w:t>
       </w:r>
     </w:p>
     <w:p>
@@ -6487,7 +6487,7 @@
           <w:b w:val="0"/>
           <w:i w:val="0"/>
         </w:rPr>
-        <w:t>ةيدوعسلا ةيبرعلا ةكلمملا - ةدج ةدودحم ةيلوؤسم تاذ ةكرش</w:t>
+        <w:t>شركة ذات مسؤولية محدودة جدة - المملكة العربية السعودية</w:t>
       </w:r>
     </w:p>
     <w:p>
@@ -7852,7 +7852,7 @@
           <w:b w:val="0"/>
           <w:i w:val="0"/>
         </w:rPr>
-        <w:t>ةيدوعسلا ةيبرعلا ةكلمملا - ةدج</w:t>
+        <w:t>جدة - المملكة العربية السعودية</w:t>
       </w:r>
     </w:p>
     <w:p>
@@ -8723,7 +8723,7 @@
           <w:b w:val="0"/>
           <w:i w:val="0"/>
         </w:rPr>
-        <w:t>ةيدوعسلا ةيبرعلا ةكلمملا - ةدج</w:t>
+        <w:t>جدة - المملكة العربية السعودية</w:t>
       </w:r>
     </w:p>
     <w:p>
@@ -10361,7 +10361,7 @@
           <w:b w:val="0"/>
           <w:i w:val="0"/>
         </w:rPr>
-        <w:t>هيرحبلا تامدخلل ةيبرعلا ةكرشلا</w:t>
+        <w:t>الشركة العربية للخدمات البحريه</w:t>
       </w:r>
     </w:p>
     <w:p>
@@ -11700,20 +11700,20 @@
           <w:b w:val="0"/>
           <w:i w:val="0"/>
         </w:rPr>
-        <w:t>ةيدوعسلا ةريمخلا ةكرش</w:t>
-      </w:r>
-    </w:p>
-    <w:p>
-      <w:pPr>
-        <w:jc w:val="right"/>
-        <w:bidi/>
-      </w:pPr>
-      <w:r>
-        <w:rPr>
-          <w:b w:val="0"/>
-          <w:i w:val="0"/>
-        </w:rPr>
-        <w:t>تامدخلاو ةرادإلل ةينطولا ةكرشلا</w:t>
+        <w:t>شركة الخميرة السعودية</w:t>
+      </w:r>
+    </w:p>
+    <w:p>
+      <w:pPr>
+        <w:jc w:val="right"/>
+        <w:bidi/>
+      </w:pPr>
+      <w:r>
+        <w:rPr>
+          <w:b w:val="0"/>
+          <w:i w:val="0"/>
+        </w:rPr>
+        <w:t>الشركة الوطنية للإدارة والخدمات</w:t>
       </w:r>
     </w:p>
     <w:p>
@@ -12870,7 +12870,7 @@
           <w:b w:val="0"/>
           <w:i w:val="0"/>
         </w:rPr>
-        <w:t>ةيدوعسلا ةريمخلا ةكرش</w:t>
+        <w:t>شركة الخميرة السعودية</w:t>
       </w:r>
     </w:p>
     <w:p>
@@ -16094,7 +16094,7 @@
           <w:b w:val="0"/>
           <w:i w:val="0"/>
         </w:rPr>
-        <w:t>ةيدوعسلا ةيبرعلا ةكلمملا</w:t>
+        <w:t>المملكة العربية السعودية</w:t>
       </w:r>
     </w:p>
     <w:p>
@@ -16185,7 +16185,7 @@
           <w:b w:val="0"/>
           <w:i w:val="0"/>
         </w:rPr>
-        <w:t>ةيدوعسلا ةيبرعلا ةكلمملا</w:t>
+        <w:t>المملكة العربية السعودية</w:t>
       </w:r>
     </w:p>
     <w:p>
@@ -16458,7 +16458,7 @@
           <w:b w:val="0"/>
           <w:i w:val="0"/>
         </w:rPr>
-        <w:t>ةيدوعسلا ةيبرعلا ةكلمملا</w:t>
+        <w:t>المملكة العربية السعودية</w:t>
       </w:r>
     </w:p>
     <w:p>
@@ -17264,7 +17264,7 @@
           <w:b w:val="0"/>
           <w:i w:val="0"/>
         </w:rPr>
-        <w:t>ةيدوعسلا ةيبرعلا ةكلمملا - ةدج</w:t>
+        <w:t>جدة - المملكة العربية السعودية</w:t>
       </w:r>
     </w:p>
     <w:p>
@@ -17758,7 +17758,7 @@
           <w:b w:val="0"/>
           <w:i w:val="0"/>
         </w:rPr>
-        <w:t>ةيدوعسلا ةيبرعلا ةكلمملا</w:t>
+        <w:t>المملكة العربية السعودية</w:t>
       </w:r>
     </w:p>
     <w:p>
@@ -18681,7 +18681,7 @@
           <w:b w:val="0"/>
           <w:i w:val="0"/>
         </w:rPr>
-        <w:t>ةيدوعسلا ةيبرعلا ةكلمملا</w:t>
+        <w:t>المملكة العربية السعودية</w:t>
       </w:r>
     </w:p>
     <w:p>
@@ -19305,7 +19305,7 @@
           <w:b w:val="0"/>
           <w:i w:val="0"/>
         </w:rPr>
-        <w:t>ةيدوعسلا ةريمخلا ةكرش</w:t>
+        <w:t>شركة الخميرة السعودية</w:t>
       </w:r>
     </w:p>
     <w:p>
@@ -22932,7 +22932,7 @@
           <w:b w:val="0"/>
           <w:i w:val="0"/>
         </w:rPr>
-        <w:t>ةيدوعسلا ةيبرعلا ةكلمملا - ةدج : ةلودلا / ةنيدملا ـه١٤٣٢ ماعل ىف / ٢/١٣٧٥ مقرو ـه١٤٣١ ماعل ق/ ٢/٥٧٩٨ مقر نيتيضقلاب قلعتي اميف ةربخ ريرقت</w:t>
+        <w:t>تقرير خبرة فيما يتعلق بالقضيتين رقم ٢/٥٧٩٨ /ق لعام ١٤٣١هـ ورقم ٢/١٣٧٥ / فى لعام ١٤٣٢هـ المدينة / الدولة : جدة - المملكة العربية السعودية</w:t>
       </w:r>
     </w:p>
     <w:p>
@@ -23088,7 +23088,7 @@
           <w:b w:val="0"/>
           <w:i w:val="0"/>
         </w:rPr>
-        <w:t>ةيدوعسلا ةيبرعلا ةكلمملا - ةدج ةلودلا / ةنيدملا ـه١٤٣٢ ماعل ىف/ ٢/١٣٧٥ مقرو ـه١٤٣١ ماعل ق ٢/٥٧٩٨/ مقر نيتيضقلاب قلعتي اميف ةربخ ريرقت</w:t>
+        <w:t>تقرير خبرة فيما يتعلق بالقضيتين رقم ٢/٥٧٩٨/ ق لعام ١٤٣١هـ ورقم ٢/١٣٧٥ /فى لعام ١٤٣٢هـ المدينة / الدولة جدة - المملكة العربية السعودية</w:t>
       </w:r>
     </w:p>
     <w:p>
@@ -25792,7 +25792,7 @@
           <w:b w:val="0"/>
           <w:i w:val="0"/>
         </w:rPr>
-        <w:t>ةيدوعسلا ةيبرعلا ةكلمملا - ٢١٤٣٢ ةدج ٥٧ بص - ٦٤٧٦٢٤١ سكاف - ٦٤٧٩٥٥٩ فتاه - ١٠٤-١٢-٤٠٢ تس - يدوعس لاير ٢٢٠٠</w:t>
+        <w:t>٢٢٠٠ ريال سعودي - ست ١٠٤-١٢-٤٠٢ - هاتف ٦٤٧٩٥٥٩ - فاكس ٦٤٧٦٢٤١ - صب ٥٧ جدة ٢١٤٣٢ - المملكة العربية السعودية</w:t>
       </w:r>
     </w:p>
     <w:p>
@@ -26130,7 +26130,7 @@
           <w:b w:val="0"/>
           <w:i w:val="0"/>
         </w:rPr>
-        <w:t>ةيدوعسلا ةريمخلا ةكرش -\</w:t>
+        <w:t>\- شركة الخميرة السعودية</w:t>
       </w:r>
     </w:p>
     <w:p>
@@ -26286,7 +26286,7 @@
           <w:b w:val="0"/>
           <w:i w:val="0"/>
         </w:rPr>
-        <w:t>ةيدوعسلا ةيبرعلا ةكلمملا - ةدج :ةلودلا / ةنيدملا ـه١٤٣٢ ماعل ق٢/١٣٧٥/ مقرو ـه ١٤٣١ ماعل ق٢/٥٧٩٨/ مقر نيتيضقلاب قلعتي اميف ةربخ ريرقت</w:t>
+        <w:t>تقرير خبرة فيما يتعلق بالقضيتين رقم ٢/٥٧٩٨/ق لعام ١٤٣١ هـ ورقم ٢/١٣٧٥/ق لعام ١٤٣٢هـ المدينة / الدولة: جدة - المملكة العربية السعودية</w:t>
       </w:r>
     </w:p>
     <w:p>
@@ -27183,7 +27183,7 @@
           <w:b w:val="0"/>
           <w:i w:val="0"/>
         </w:rPr>
-        <w:t>ةيدوعسلا ةيبرعلا ةكلمملا</w:t>
+        <w:t>المملكة العربية السعودية</w:t>
       </w:r>
     </w:p>
     <w:p>
@@ -28210,7 +28210,7 @@
           <w:b w:val="0"/>
           <w:i w:val="0"/>
         </w:rPr>
-        <w:t>ةحفصلا</w:t>
+        <w:t>الصفحة</w:t>
       </w:r>
     </w:p>
     <w:p>
@@ -28561,7 +28561,7 @@
           <w:b w:val="0"/>
           <w:i w:val="0"/>
         </w:rPr>
-        <w:t>ةيدوعسلا ةيبرعلا - شاب DILBER su</w:t>
+        <w:t>su DILBER باش - العربية السعودية</w:t>
       </w:r>
     </w:p>
     <w:p>
@@ -29445,7 +29445,7 @@
           <w:b w:val="0"/>
           <w:i w:val="0"/>
         </w:rPr>
-        <w:t>ةيدوعسلا ةيبرعلا ةكلمملا - ةدج : ةلودلا / ةنيدملا ـه١٤٣٢ ماعل ق ٢/١٣٧٥/ مقرو ـه ١٤٣١ ماعل ق ٢/٥٧٩٨ مقر نيتيضقلاب قلعتي اميف ةربخ ريرقت</w:t>
+        <w:t>تقرير خبرة فيما يتعلق بالقضيتين رقم ٢/٥٧٩٨ ق لعام ١٤٣١ هـ ورقم ٢/١٣٧٥/ ق لعام ١٤٣٢هـ المدينة / الدولة : جدة - المملكة العربية السعودية</w:t>
       </w:r>
     </w:p>
     <w:p>
@@ -30615,7 +30615,7 @@
           <w:b w:val="0"/>
           <w:i w:val="0"/>
         </w:rPr>
-        <w:t>ةيدوعسلا ةيبرعلا ةكلمملا ةدج</w:t>
+        <w:t>جدة المملكة العربية السعودية</w:t>
       </w:r>
     </w:p>
     <w:p>
@@ -34619,7 +34619,7 @@
           <w:b w:val="0"/>
           <w:i w:val="0"/>
         </w:rPr>
-        <w:t>.فيراصملا هذه ءاغلا مت اذل كلذ نأشب قافتا يأ دجوي ال ثيحو ةقحتسم تافورصمك غلابملا هذه ديق متو م٢٠٠٨ ةنس يف يدوعس لاير ۰۰۰۰۰٩ غلبمب كلذكو (۱) مقر قفرم - م٩۰۰۲ ةنس يف يدوعس لاير 300.000 غلبمب ةيئاذغلا تاعانصلل انيتروك ةكرش تالجس يف فيراصملا ليمحت مت دقل ينطولا ةنيحطلاو تايولحلا عنصم ةكرش تالجس يف فيراصملا ىلع ةلمحملا ةرادإلا باعتأ ءاغلا (1)</w:t>
+        <w:t>(1) الغاء أتعاب الإدارة المحملة على المصاريف في سجلات شركة مصنع الحلويات والطحينة الوطني لقد تم تحميل المصاريف في سجلات شركة كورتينا للصناعات الغذائية بمبلغ 300.000 ريال سعودي في سنة ۲۰۰٩م - مرفق رقم (۱) وكذلك بمبلغ ٩۰۰۰۰۰ ريال سعودي في سنة ٢٠٠٨م وتم قيد هذه المبالغ كمصروفات مستحقة وحيث لا يوجد أي اتفاق بشأن ذلك لذا تم الغاء هذه المصاريف.</w:t>
       </w:r>
     </w:p>
     <w:p>
@@ -35009,7 +35009,7 @@
           <w:b w:val="0"/>
           <w:i w:val="0"/>
         </w:rPr>
-        <w:t>1 : ةحفصلا</w:t>
+        <w:t>الصفحة : 1</w:t>
       </w:r>
     </w:p>
     <w:p>
@@ -38584,20 +38584,20 @@
           <w:b w:val="0"/>
           <w:i w:val="0"/>
         </w:rPr>
-        <w:t>.ةنيدملا ناونعلا</w:t>
-      </w:r>
-    </w:p>
-    <w:p>
-      <w:pPr>
-        <w:jc w:val="right"/>
-        <w:bidi/>
-      </w:pPr>
-      <w:r>
-        <w:rPr>
-          <w:b w:val="0"/>
-          <w:i w:val="0"/>
-        </w:rPr>
-        <w:t>ةيدوعسلا ةيبرعلا ةكلمملا</w:t>
+        <w:t>العنوان المدينة.</w:t>
+      </w:r>
+    </w:p>
+    <w:p>
+      <w:pPr>
+        <w:jc w:val="right"/>
+        <w:bidi/>
+      </w:pPr>
+      <w:r>
+        <w:rPr>
+          <w:b w:val="0"/>
+          <w:i w:val="0"/>
+        </w:rPr>
+        <w:t>المملكة العربية السعودية</w:t>
       </w:r>
     </w:p>
     <w:p>
@@ -39871,20 +39871,20 @@
           <w:b w:val="0"/>
           <w:i w:val="0"/>
         </w:rPr>
-        <w:t>ةنيدملا ناونعلا</w:t>
-      </w:r>
-    </w:p>
-    <w:p>
-      <w:pPr>
-        <w:jc w:val="right"/>
-        <w:bidi/>
-      </w:pPr>
-      <w:r>
-        <w:rPr>
-          <w:b w:val="0"/>
-          <w:i w:val="0"/>
-        </w:rPr>
-        <w:t>ةيدوعسلا ةيبرعلا ةكلمملا</w:t>
+        <w:t>العنوان المدينة</w:t>
+      </w:r>
+    </w:p>
+    <w:p>
+      <w:pPr>
+        <w:jc w:val="right"/>
+        <w:bidi/>
+      </w:pPr>
+      <w:r>
+        <w:rPr>
+          <w:b w:val="0"/>
+          <w:i w:val="0"/>
+        </w:rPr>
+        <w:t>المملكة العربية السعودية</w:t>
       </w:r>
     </w:p>
     <w:p>
@@ -40677,7 +40677,7 @@
           <w:b w:val="0"/>
           <w:i w:val="0"/>
         </w:rPr>
-        <w:t>ةيدوعسلا ةيبرعلا ةكلمملا</w:t>
+        <w:t>المملكة العربية السعودية</w:t>
       </w:r>
     </w:p>
     <w:p>
@@ -41730,20 +41730,20 @@
           <w:b w:val="0"/>
           <w:i w:val="0"/>
         </w:rPr>
-        <w:t>ةنيدملا ناونعلا</w:t>
-      </w:r>
-    </w:p>
-    <w:p>
-      <w:pPr>
-        <w:jc w:val="right"/>
-        <w:bidi/>
-      </w:pPr>
-      <w:r>
-        <w:rPr>
-          <w:b w:val="0"/>
-          <w:i w:val="0"/>
-        </w:rPr>
-        <w:t>ةيبرعلا ةكلمملا</w:t>
+        <w:t>العنوان المدينة</w:t>
+      </w:r>
+    </w:p>
+    <w:p>
+      <w:pPr>
+        <w:jc w:val="right"/>
+        <w:bidi/>
+      </w:pPr>
+      <w:r>
+        <w:rPr>
+          <w:b w:val="0"/>
+          <w:i w:val="0"/>
+        </w:rPr>
+        <w:t>المملكة العربية</w:t>
       </w:r>
     </w:p>
     <w:p>
@@ -42497,7 +42497,7 @@
           <w:b w:val="0"/>
           <w:i w:val="0"/>
         </w:rPr>
-        <w:t>ةكلمملا جراخ ليوحت</w:t>
+        <w:t>تحويل خارج المملكة</w:t>
       </w:r>
     </w:p>
     <w:p>
@@ -42575,7 +42575,7 @@
           <w:b w:val="0"/>
           <w:i w:val="0"/>
         </w:rPr>
-        <w:t>ةكلمملا لخاد ليوحت</w:t>
+        <w:t>تحويل داخل المملكة</w:t>
       </w:r>
     </w:p>
     <w:p>
@@ -42770,7 +42770,7 @@
           <w:b w:val="0"/>
           <w:i w:val="0"/>
         </w:rPr>
-        <w:t>ب .م /ناونعلا لوحملا مسإ</w:t>
+        <w:t>إسم المحول العنوان/ م. ب</w:t>
       </w:r>
     </w:p>
     <w:p>

--- a/zaini_case_audit_output/outputs/word/documents/033_مرفقات المدعي عدنان زيني في الدعوى رقم 42824717.docx
+++ b/zaini_case_audit_output/outputs/word/documents/033_مرفقات المدعي عدنان زيني في الدعوى رقم 42824717.docx
@@ -234,7 +234,7 @@
           <w:b w:val="0"/>
           <w:i w:val="0"/>
         </w:rPr>
-        <w:t>نيمرتحملا</w:t>
+        <w:t>المحترمين</w:t>
       </w:r>
     </w:p>
     <w:p>
@@ -27040,7 +27040,7 @@
           <w:b w:val="0"/>
           <w:i w:val="0"/>
         </w:rPr>
-        <w:t>تاباسحلا سيئر</w:t>
+        <w:t>رئيس الحسابات</w:t>
       </w:r>
     </w:p>
     <w:p>
@@ -27664,7 +27664,7 @@
           <w:b w:val="0"/>
           <w:i w:val="0"/>
         </w:rPr>
-        <w:t>: يناثلا فرطلا تايحالصو تايلوئسم : اسماخ</w:t>
+        <w:t>خامسا : مسئوليات وصلاحيات الطرف الثاني :</w:t>
       </w:r>
     </w:p>
     <w:p>
@@ -29640,7 +29640,7 @@
           <w:b w:val="0"/>
           <w:i w:val="0"/>
         </w:rPr>
-        <w:t>مرتحملا</w:t>
+        <w:t>المحترم</w:t>
       </w:r>
     </w:p>
     <w:p>
@@ -30680,7 +30680,7 @@
           <w:b w:val="0"/>
           <w:i w:val="0"/>
         </w:rPr>
-        <w:t>عوضوملا اذهب صاخلا كلملا</w:t>
+        <w:t>الملك الخاص بهذا الموضوع</w:t>
       </w:r>
     </w:p>
     <w:p>
@@ -31044,7 +31044,7 @@
           <w:b w:val="0"/>
           <w:i w:val="0"/>
         </w:rPr>
-        <w:t>رقوملا</w:t>
+        <w:t>الموقر</w:t>
       </w:r>
     </w:p>
     <w:p>
@@ -31330,7 +31330,7 @@
           <w:b w:val="0"/>
           <w:i w:val="0"/>
         </w:rPr>
-        <w:t>رقوملا</w:t>
+        <w:t>الموقر</w:t>
       </w:r>
     </w:p>
     <w:p>
@@ -34892,7 +34892,7 @@
           <w:b w:val="0"/>
           <w:i w:val="0"/>
         </w:rPr>
-        <w:t>ةدودحم ةيلوسم لاد ةكرش</w:t>
+        <w:t>شركة دال مسولية محدودة</w:t>
       </w:r>
     </w:p>
     <w:p>

--- a/zaini_case_audit_output/outputs/word/documents/033_مرفقات المدعي عدنان زيني في الدعوى رقم 42824717.docx
+++ b/zaini_case_audit_output/outputs/word/documents/033_مرفقات المدعي عدنان زيني في الدعوى رقم 42824717.docx
@@ -572,7 +572,7 @@
           <w:b w:val="0"/>
           <w:i w:val="0"/>
         </w:rPr>
-        <w:t>سابعاً : التجاوزات.</w:t>
+        <w:t>.تازواجتلا : ًاعباس</w:t>
       </w:r>
     </w:p>
     <w:p>
@@ -780,7 +780,7 @@
           <w:b w:val="0"/>
           <w:i w:val="0"/>
         </w:rPr>
-        <w:t>ينطولا ةنيحطلاو تايولحلا عنصم ةكرش - ۲</w:t>
+        <w:t>۲ - شركة مصنع الحلويات والطحينة الوطني</w:t>
       </w:r>
     </w:p>
     <w:p>
@@ -1846,7 +1846,7 @@
           <w:b w:val="0"/>
           <w:i w:val="0"/>
         </w:rPr>
-        <w:t>.ينطولا ةنيحطلاو تايولحلا عنصم ةكرش ٣-</w:t>
+        <w:t>٣- شركة مصنع الحلويات والطحينة الوطني.</w:t>
       </w:r>
     </w:p>
     <w:p>
@@ -5772,7 +5772,7 @@
           <w:b w:val="0"/>
           <w:i w:val="0"/>
         </w:rPr>
-        <w:t>التعديلات</w:t>
+        <w:t>تاليدعتلا</w:t>
       </w:r>
     </w:p>
     <w:p>
@@ -6799,7 +6799,7 @@
           <w:b w:val="0"/>
           <w:i w:val="0"/>
         </w:rPr>
-        <w:t>التعديلات</w:t>
+        <w:t>تاليدعتلا</w:t>
       </w:r>
     </w:p>
     <w:p>
@@ -7969,7 +7969,7 @@
           <w:b w:val="0"/>
           <w:i w:val="0"/>
         </w:rPr>
-        <w:t>التعديلات</w:t>
+        <w:t>تاليدعتلا</w:t>
       </w:r>
     </w:p>
     <w:p>
@@ -8866,7 +8866,7 @@
           <w:b w:val="0"/>
           <w:i w:val="0"/>
         </w:rPr>
-        <w:t>التعديلات</w:t>
+        <w:t>تاليدعتلا</w:t>
       </w:r>
     </w:p>
     <w:p>
@@ -10855,7 +10855,7 @@
           <w:b w:val="0"/>
           <w:i w:val="0"/>
         </w:rPr>
-        <w:t>تعديلات لإغراض</w:t>
+        <w:t>ضارغإل تاليدعت</w:t>
       </w:r>
     </w:p>
     <w:p>
@@ -11622,7 +11622,7 @@
           <w:b w:val="0"/>
           <w:i w:val="0"/>
         </w:rPr>
-        <w:t>ينطولا ةنيحطلاو تايولحلا عنصم ةكرش</w:t>
+        <w:t>شركة مصنع الحلويات والطحينة الوطني</w:t>
       </w:r>
     </w:p>
     <w:p>
@@ -12220,7 +12220,7 @@
           <w:b w:val="0"/>
           <w:i w:val="0"/>
         </w:rPr>
-        <w:t>تعديلات لأغراض إجراء المحاسبة بين الشركاء الرصيد في نهاية الفترة / السنة</w:t>
+        <w:t>ةنسلا / ةرتفلا ةياهن يف ديصرلا ءاكرشلا نيب ةبساحملا ءارجإ ضارغأل تاليدعت</w:t>
       </w:r>
     </w:p>
     <w:p>
@@ -12298,7 +12298,7 @@
           <w:b w:val="0"/>
           <w:i w:val="0"/>
         </w:rPr>
-        <w:t>قروض وتسهيلات بنكية</w:t>
+        <w:t>ةيكنب تاليهستو ضورق</w:t>
       </w:r>
     </w:p>
     <w:p>
@@ -13793,7 +13793,7 @@
           <w:b w:val="0"/>
           <w:i w:val="0"/>
         </w:rPr>
-        <w:t>التعديلات</w:t>
+        <w:t>تاليدعتلا</w:t>
       </w:r>
     </w:p>
     <w:p>
@@ -14625,7 +14625,7 @@
           <w:b w:val="0"/>
           <w:i w:val="0"/>
         </w:rPr>
-        <w:t>التعديلات</w:t>
+        <w:t>تاليدعتلا</w:t>
       </w:r>
     </w:p>
     <w:p>
@@ -15938,7 +15938,7 @@
           <w:b w:val="0"/>
           <w:i w:val="0"/>
         </w:rPr>
-        <w:t>۱۹ - الإيرادات الأخرى.</w:t>
+        <w:t>.ىرخألا تاداريإلا - ۹۱</w:t>
       </w:r>
     </w:p>
     <w:p>
@@ -16523,7 +16523,7 @@
           <w:b w:val="0"/>
           <w:i w:val="0"/>
         </w:rPr>
-        <w:t>التعديلات</w:t>
+        <w:t>تاليدعتلا</w:t>
       </w:r>
     </w:p>
     <w:p>
@@ -18057,7 +18057,7 @@
           <w:b w:val="0"/>
           <w:i w:val="0"/>
         </w:rPr>
-        <w:t>التعديلات</w:t>
+        <w:t>تاليدعتلا</w:t>
       </w:r>
     </w:p>
     <w:p>
@@ -18967,7 +18967,7 @@
           <w:b w:val="0"/>
           <w:i w:val="0"/>
         </w:rPr>
-        <w:t>تعديلات لأغراض</w:t>
+        <w:t>ضارغأل تاليدعت</w:t>
       </w:r>
     </w:p>
     <w:p>
@@ -19266,7 +19266,7 @@
           <w:b w:val="0"/>
           <w:i w:val="0"/>
         </w:rPr>
-        <w:t>ينطولا ةنيحطلاو تايولحلا عنصم ةكرش ةيئاذغلا تاعانصلل انيتروك ةكرش</w:t>
+        <w:t>شركة كورتينا للصناعات الغذائية شركة مصنع الحلويات والطحينة الوطني</w:t>
       </w:r>
     </w:p>
     <w:p>
@@ -22321,7 +22321,7 @@
           <w:b w:val="0"/>
           <w:i w:val="0"/>
         </w:rPr>
-        <w:t>سادساً : شرح وتوضيح التعديلات</w:t>
+        <w:t>تاليدعتلا حيضوتو حرش : ًاسداس</w:t>
       </w:r>
     </w:p>
     <w:p>
@@ -26104,7 +26104,7 @@
           <w:b w:val="0"/>
           <w:i w:val="0"/>
         </w:rPr>
-        <w:t>ينطولا ةنيحطلاو تايولحلا عنصم ةكرش -\</w:t>
+        <w:t>\- شركة مصنع الحلويات والطحينة الوطني</w:t>
       </w:r>
     </w:p>
     <w:p>
@@ -26572,7 +26572,7 @@
           <w:b w:val="0"/>
           <w:i w:val="0"/>
         </w:rPr>
-        <w:t>من حـ / تعديلات لأغراض إجراء المحاسبة بين الشركاء</w:t>
+        <w:t>ءاكرشلا نيب ةبساحملا ءارجإ ضارغأل تاليدعت / ـح نم</w:t>
       </w:r>
     </w:p>
     <w:p>
@@ -26611,7 +26611,7 @@
           <w:b w:val="0"/>
           <w:i w:val="0"/>
         </w:rPr>
-        <w:t>من حـ / تعديلات لأغراض إجراء المحاسبة بين الشركاء</w:t>
+        <w:t>ءاكرشلا نيب ةبساحملا ءارجإ ضارغأل تاليدعت / ـح نم</w:t>
       </w:r>
     </w:p>
     <w:p>
@@ -30810,7 +30810,7 @@
           <w:b w:val="0"/>
           <w:i w:val="0"/>
         </w:rPr>
-        <w:t>من حـ / تعديلات لأغراض إجراء المحاسبة بين الشركاء</w:t>
+        <w:t>ءاكرشلا نيب ةبساحملا ءارجإ ضارغأل تاليدعت / ـح نم</w:t>
       </w:r>
     </w:p>
     <w:p>
@@ -34879,7 +34879,7 @@
           <w:b w:val="0"/>
           <w:i w:val="0"/>
         </w:rPr>
-        <w:t>ينطولا ةنيمطلا و تايولحلا عنصم ةكرش</w:t>
+        <w:t>شركة مصنع الحلويات و الطمينة الوطني</w:t>
       </w:r>
     </w:p>
     <w:p>
@@ -36582,7 +36582,7 @@
           <w:b w:val="0"/>
           <w:i w:val="0"/>
         </w:rPr>
-        <w:t>سابعاً : التجـ</w:t>
+        <w:t>ـجتلا : ًاعباس</w:t>
       </w:r>
     </w:p>
     <w:p>
@@ -36608,7 +36608,7 @@
           <w:b w:val="0"/>
           <w:i w:val="0"/>
         </w:rPr>
-        <w:t>سابعاً : التجاوزات</w:t>
+        <w:t>تازواجتلا : ًاعباس</w:t>
       </w:r>
     </w:p>
     <w:p>
@@ -38727,7 +38727,7 @@
           <w:b w:val="0"/>
           <w:i w:val="0"/>
         </w:rPr>
-        <w:t>تحويلات الفرض الاستثمار</w:t>
+        <w:t>رامثتسالا ضرفلا تاليوحت</w:t>
       </w:r>
     </w:p>
     <w:p>
